--- a/report/expanded_unresolved_adr_similarity_supplement.docx
+++ b/report/expanded_unresolved_adr_similarity_supplement.docx
@@ -37,12 +37,12 @@
     </w:p>
     <w:p>
       <w:r>
-        <w:t>All 13 previously unresolved ADR areas pass the broad cross-variant/trim similarity screen. Seven are exact-direct, one exact-supporting and five functional-architecture passes. This is not an ADR compliance determination.</w:t>
+        <w:t>All 13 previously unresolved ADR areas pass the broad cross-variant/trim similarity screen. 6 are exact-direct, 2 exact-supporting and 5 functional-architecture passes. This is not an ADR compliance determination.</w:t>
       </w:r>
     </w:p>
     <w:p>
       <w:r>
-        <w:t>Screened 7 variants across 16 categories and 112 route/category jobs; 2253 rows, 93 exact category-level common part numbers, 22 drawings, 0 errors.</w:t>
+        <w:t>Screened 7 variants across 16 categories: 112 route/category jobs attempted, 94 populated and 18 zero-row jobs. Dataset: 2253 rows, 93 exact category-level common part numbers, 22 drawings and 0 recorded scraper errors. Zero-row jobs are coverage gaps, not successful populated routes.</w:t>
       </w:r>
     </w:p>
     <w:p>
@@ -150,7 +150,7 @@
                 <w:b/>
                 <w:sz w:val="12"/>
               </w:rPr>
-              <w:t>Exact supporting</w:t>
+              <w:t>Supporting only</w:t>
             </w:r>
           </w:p>
         </w:tc>
@@ -616,7 +616,7 @@
               <w:rPr>
                 <w:sz w:val="12"/>
               </w:rPr>
-              <w:t>13</w:t>
+              <w:t>10</w:t>
             </w:r>
           </w:p>
         </w:tc>
@@ -670,7 +670,7 @@
               <w:rPr>
                 <w:sz w:val="12"/>
               </w:rPr>
-              <w:t>1</w:t>
+              <w:t>0</w:t>
             </w:r>
           </w:p>
         </w:tc>
@@ -683,7 +683,7 @@
               <w:rPr>
                 <w:sz w:val="12"/>
               </w:rPr>
-              <w:t>1</w:t>
+              <w:t>0</w:t>
             </w:r>
           </w:p>
         </w:tc>
@@ -696,7 +696,7 @@
               <w:rPr>
                 <w:sz w:val="12"/>
               </w:rPr>
-              <w:t>1</w:t>
+              <w:t>0</w:t>
             </w:r>
           </w:p>
         </w:tc>
@@ -722,7 +722,7 @@
               <w:rPr>
                 <w:sz w:val="12"/>
               </w:rPr>
-              <w:t>EXACT-DIRECT PART MATCH PASS</w:t>
+              <w:t>EXACT-SUPPORTING PART MATCH PASS</w:t>
             </w:r>
           </w:p>
         </w:tc>
@@ -843,7 +843,7 @@
               <w:rPr>
                 <w:sz w:val="12"/>
               </w:rPr>
-              <w:t>Child Restraint Anchorages and Fittings</w:t>
+              <w:t>Child Restraint Anchorages and Child Restraint Anchor Fittings</w:t>
             </w:r>
           </w:p>
         </w:tc>
@@ -988,7 +988,7 @@
               <w:rPr>
                 <w:sz w:val="12"/>
               </w:rPr>
-              <w:t>55</w:t>
+              <w:t>15</w:t>
             </w:r>
           </w:p>
         </w:tc>
@@ -1081,7 +1081,7 @@
               <w:rPr>
                 <w:sz w:val="12"/>
               </w:rPr>
-              <w:t>45</w:t>
+              <w:t>25</w:t>
             </w:r>
           </w:p>
         </w:tc>
@@ -1174,7 +1174,7 @@
               <w:rPr>
                 <w:sz w:val="12"/>
               </w:rPr>
-              <w:t>43</w:t>
+              <w:t>39</w:t>
             </w:r>
           </w:p>
         </w:tc>
@@ -1267,7 +1267,7 @@
               <w:rPr>
                 <w:sz w:val="12"/>
               </w:rPr>
-              <w:t>45</w:t>
+              <w:t>25</w:t>
             </w:r>
           </w:p>
         </w:tc>
@@ -1360,7 +1360,7 @@
               <w:rPr>
                 <w:sz w:val="12"/>
               </w:rPr>
-              <w:t>39</w:t>
+              <w:t>38</w:t>
             </w:r>
           </w:p>
         </w:tc>
@@ -1769,7 +1769,7 @@
               <w:rPr>
                 <w:sz w:val="12"/>
               </w:rPr>
-              <w:t>Exact common ignition-switch trim ring supports a shared ignition-control interface; it does not establish steering-lock or immobilizer identity.</w:t>
+              <w:t>Exact common ignition-switch trim ring is supporting interface evidence only; it does not establish anti-theft lock, steering-lock or immobilizer identity.</w:t>
             </w:r>
           </w:p>
         </w:tc>
@@ -2291,7 +2291,7 @@
     </w:p>
     <w:p>
       <w:r>
-        <w:t>Assessment: EXACT-DIRECT PART MATCH PASS</w:t>
+        <w:t>Assessment: EXACT-SUPPORTING PART MATCH PASS</w:t>
       </w:r>
     </w:p>
     <w:p>
@@ -2332,7 +2332,7 @@
         <w:pStyle w:val="Heading2"/>
       </w:pPr>
       <w:r>
-        <w:t>ADR 34/02 — Child Restraint Anchorages and Fittings</w:t>
+        <w:t>ADR 34/02 — Child Restraint Anchorages and Child Restraint Anchor Fittings</w:t>
       </w:r>
     </w:p>
     <w:p>
